--- a/courseware/LP-AI-for-Network-Security.docx
+++ b/courseware/LP-AI-for-Network-Security.docx
@@ -179,7 +179,7 @@
           <w:color w:val="1F6FEB"/>
           <w:sz w:val="24"/>
         </w:rPr>
-        <w:t>Version 1.1</w:t>
+        <w:t>Version 1.2</w:t>
       </w:r>
     </w:p>
     <w:p>
@@ -405,6 +405,67 @@
           </w:p>
         </w:tc>
       </w:tr>
+      <w:tr>
+        <w:trPr>
+          <w:trHeight w:val="0" w:hRule="atLeast"/>
+        </w:trPr>
+        <w:tc>
+          <w:tcPr>
+            <w:tcW w:type="dxa" w:w="1512"/>
+          </w:tcPr>
+          <w:p>
+            <w:r/>
+            <w:r>
+              <w:rPr>
+                <w:sz w:val="19"/>
+              </w:rPr>
+              <w:t>1.2</w:t>
+            </w:r>
+          </w:p>
+        </w:tc>
+        <w:tc>
+          <w:tcPr>
+            <w:tcW w:type="dxa" w:w="1944"/>
+          </w:tcPr>
+          <w:p>
+            <w:r/>
+            <w:r>
+              <w:rPr>
+                <w:sz w:val="19"/>
+              </w:rPr>
+              <w:t>29 August 2026</w:t>
+            </w:r>
+          </w:p>
+        </w:tc>
+        <w:tc>
+          <w:tcPr>
+            <w:tcW w:type="dxa" w:w="4824"/>
+          </w:tcPr>
+          <w:p>
+            <w:r/>
+            <w:r>
+              <w:rPr>
+                <w:sz w:val="19"/>
+              </w:rPr>
+              <w:t>Wired the browser practice tools into the lab procedures. The IP Calculator now scopes the scan in Lab 1 and carves the security zones in Lab 7; the PCAP Analyzer triages the capture in Lab 2 and summarises capture evidence in Lab 11; the Cybersecurity Simulator grounds the likelihood scores in Lab 5; the Cryptography Toolkit demonstrates the confidentiality control in Lab 8 and hash tamper-evidence in Lab 11; RegexLab builds and negatively tests the log filters in Lab 10. Hacklab and FauxBank are documented as optional, unassessed extension work.</w:t>
+            </w:r>
+          </w:p>
+        </w:tc>
+        <w:tc>
+          <w:tcPr>
+            <w:tcW w:type="dxa" w:w="1656"/>
+          </w:tcPr>
+          <w:p>
+            <w:r/>
+            <w:r>
+              <w:rPr>
+                <w:sz w:val="19"/>
+              </w:rPr>
+              <w:t>Dr. Alfred Ang</w:t>
+            </w:r>
+          </w:p>
+        </w:tc>
+      </w:tr>
     </w:tbl>
     <w:p>
       <w:r>
@@ -455,7 +516,7 @@
         </w:rPr>
         <w:t>Course Information</w:t>
         <w:tab/>
-        <w:t>4</w:t>
+        <w:t>5</w:t>
       </w:r>
     </w:p>
     <w:p>
@@ -474,7 +535,7 @@
         </w:rPr>
         <w:t>Learning Outcomes</w:t>
         <w:tab/>
-        <w:t>4</w:t>
+        <w:t>5</w:t>
       </w:r>
     </w:p>
     <w:p>
@@ -493,7 +554,7 @@
         </w:rPr>
         <w:t>Assessment</w:t>
         <w:tab/>
-        <w:t>4</w:t>
+        <w:t>5</w:t>
       </w:r>
     </w:p>
     <w:p>
@@ -512,7 +573,7 @@
         </w:rPr>
         <w:t>Course Schedule</w:t>
         <w:tab/>
-        <w:t>5</w:t>
+        <w:t>6</w:t>
       </w:r>
     </w:p>
     <w:p>
@@ -532,7 +593,7 @@
         </w:rPr>
         <w:t>Day 1 — AI-Assisted Threat &amp; Vulnerability Analysis · AI-Powered Risk Assessment and Management Planning</w:t>
         <w:tab/>
-        <w:t>5</w:t>
+        <w:t>6</w:t>
       </w:r>
     </w:p>
     <w:p>
@@ -552,7 +613,7 @@
         </w:rPr>
         <w:t>Day 2 — Designing &amp; Implementing AI-Enhanced Security Measures · AI-Assisted Incident Documentation and Response</w:t>
         <w:tab/>
-        <w:t>6</w:t>
+        <w:t>7</w:t>
       </w:r>
     </w:p>
     <w:p>
@@ -571,7 +632,7 @@
         </w:rPr>
         <w:t>Lab Reference (aligned to learning outcomes and TSC statements)</w:t>
         <w:tab/>
-        <w:t>8</w:t>
+        <w:t>9</w:t>
       </w:r>
     </w:p>
     <w:p>
@@ -1363,7 +1424,7 @@
                 <w:b w:val="0"/>
                 <w:sz w:val="18"/>
               </w:rPr>
-              <w:t>32-50</w:t>
+              <w:t>32-51</w:t>
             </w:r>
           </w:p>
         </w:tc>
@@ -1498,7 +1559,7 @@
                 <w:b w:val="0"/>
                 <w:sz w:val="18"/>
               </w:rPr>
-              <w:t>51-65</w:t>
+              <w:t>52-66</w:t>
             </w:r>
           </w:p>
         </w:tc>
@@ -1633,7 +1694,7 @@
                 <w:b w:val="0"/>
                 <w:sz w:val="18"/>
               </w:rPr>
-              <w:t>66-81</w:t>
+              <w:t>67-83</w:t>
             </w:r>
           </w:p>
         </w:tc>
@@ -1878,7 +1939,7 @@
                 <w:b w:val="0"/>
                 <w:sz w:val="18"/>
               </w:rPr>
-              <w:t>82-94</w:t>
+              <w:t>84-96</w:t>
             </w:r>
           </w:p>
         </w:tc>
@@ -2013,7 +2074,7 @@
                 <w:b w:val="0"/>
                 <w:sz w:val="18"/>
               </w:rPr>
-              <w:t>95-111</w:t>
+              <w:t>97-115</w:t>
             </w:r>
           </w:p>
         </w:tc>
@@ -2148,7 +2209,7 @@
                 <w:b w:val="0"/>
                 <w:sz w:val="18"/>
               </w:rPr>
-              <w:t>112-134</w:t>
+              <w:t>116-138</w:t>
             </w:r>
           </w:p>
         </w:tc>
@@ -2283,7 +2344,7 @@
                 <w:b w:val="0"/>
                 <w:sz w:val="18"/>
               </w:rPr>
-              <w:t>135, 142-147</w:t>
+              <w:t>139, 146-151</w:t>
             </w:r>
           </w:p>
         </w:tc>
@@ -2353,7 +2414,7 @@
                 <w:b w:val="0"/>
                 <w:sz w:val="18"/>
               </w:rPr>
-              <w:t>148</w:t>
+              <w:t>13</w:t>
             </w:r>
           </w:p>
         </w:tc>
@@ -2423,7 +2484,7 @@
                 <w:b w:val="0"/>
                 <w:sz w:val="18"/>
               </w:rPr>
-              <w:t>148-149</w:t>
+              <w:t>152-153</w:t>
             </w:r>
           </w:p>
         </w:tc>
@@ -2493,7 +2554,7 @@
                 <w:b w:val="0"/>
                 <w:sz w:val="18"/>
               </w:rPr>
-              <w:t>148-151</w:t>
+              <w:t>152-154</w:t>
             </w:r>
           </w:p>
         </w:tc>
@@ -2702,7 +2763,7 @@
                 <w:b w:val="0"/>
                 <w:sz w:val="19"/>
               </w:rPr>
-              <w:t>Slides 41-51</w:t>
+              <w:t>Slides 41-56</w:t>
             </w:r>
           </w:p>
         </w:tc>
@@ -2787,7 +2848,7 @@
                 <w:b w:val="0"/>
                 <w:sz w:val="19"/>
               </w:rPr>
-              <w:t>Slides 66-76</w:t>
+              <w:t>Slides 67-82</w:t>
             </w:r>
           </w:p>
         </w:tc>
@@ -2872,7 +2933,7 @@
                 <w:b w:val="0"/>
                 <w:sz w:val="19"/>
               </w:rPr>
-              <w:t>Slides 95-105</w:t>
+              <w:t>Slides 97-114</w:t>
             </w:r>
           </w:p>
         </w:tc>
@@ -2957,7 +3018,7 @@
                 <w:b w:val="0"/>
                 <w:sz w:val="19"/>
               </w:rPr>
-              <w:t>Slides 123-135</w:t>
+              <w:t>Slides 127-144</w:t>
             </w:r>
           </w:p>
         </w:tc>
